--- a/paper/strobe_tripod_checklist_v2.1.docx
+++ b/paper/strobe_tripod_checklist_v2.1.docx
@@ -3079,7 +3079,7 @@
                 <w:sz w:val="18"/>
                 <w:szCs w:val="18"/>
               </w:rPr>
-              <w:t xml:space="preserve">주요 결과 (24쪽)</w:t>
+              <w:t xml:space="preserve">주요 결과 (25쪽)</w:t>
             </w:r>
           </w:p>
         </w:tc>
@@ -8632,7 +8632,7 @@
                 <w:sz w:val="18"/>
                 <w:szCs w:val="18"/>
               </w:rPr>
-              <w:t xml:space="preserve">주요 결과 (24쪽); 선행연구와의 비교 (25쪽)</w:t>
+              <w:t xml:space="preserve">주요 결과 (25쪽); 선행연구와의 비교 (25쪽)</w:t>
             </w:r>
           </w:p>
         </w:tc>
@@ -9048,7 +9048,7 @@
                 <w:sz w:val="18"/>
                 <w:szCs w:val="18"/>
               </w:rPr>
-              <w:t xml:space="preserve">강점과 한계 (28쪽); 결론 (28쪽) — 종단·중재연구 필요</w:t>
+              <w:t xml:space="preserve">강점과 한계 (28쪽); 결론 (29쪽) — 종단·중재연구 필요</w:t>
             </w:r>
           </w:p>
         </w:tc>
